--- a/03-Titration-Curves/Instructor-key.docx
+++ b/03-Titration-Curves/Instructor-key.docx
@@ -1,6 +1,6 @@
 
 <file path=word/document.xml><?xml version="1.0" encoding="utf-8"?>
-<w:document xmlns:wpc="http://schemas.microsoft.com/office/word/2010/wordprocessingCanvas" xmlns:cx="http://schemas.microsoft.com/office/drawing/2014/chartex" xmlns:cx1="http://schemas.microsoft.com/office/drawing/2015/9/8/chartex" xmlns:cx2="http://schemas.microsoft.com/office/drawing/2015/10/21/chartex" xmlns:cx3="http://schemas.microsoft.com/office/drawing/2016/5/9/chartex" xmlns:cx4="http://schemas.microsoft.com/office/drawing/2016/5/10/chartex" xmlns:cx5="http://schemas.microsoft.com/office/drawing/2016/5/11/chartex" xmlns:cx6="http://schemas.microsoft.com/office/drawing/2016/5/12/chartex" xmlns:cx7="http://schemas.microsoft.com/office/drawing/2016/5/13/chartex" xmlns:cx8="http://schemas.microsoft.com/office/drawing/2016/5/14/chartex" xmlns:mc="http://schemas.openxmlformats.org/markup-compatibility/2006" xmlns:aink="http://schemas.microsoft.com/office/drawing/2016/ink" xmlns:am3d="http://schemas.microsoft.com/office/drawing/2017/model3d" xmlns:o="urn:schemas-microsoft-com:office:office" xmlns:oel="http://schemas.microsoft.com/office/2019/extlst" xmlns:r="http://schemas.openxmlformats.org/officeDocument/2006/relationships" xmlns:m="http://schemas.openxmlformats.org/officeDocument/2006/math" xmlns:v="urn:schemas-microsoft-com:vml" xmlns:wp14="http://schemas.microsoft.com/office/word/2010/wordprocessingDrawing" xmlns:wp="http://schemas.openxmlformats.org/drawingml/2006/wordprocessingDrawing" xmlns:w10="urn:schemas-microsoft-com:office:word" xmlns:w="http://schemas.openxmlformats.org/wordprocessingml/2006/main" xmlns:w14="http://schemas.microsoft.com/office/word/2010/wordml" xmlns:w15="http://schemas.microsoft.com/office/word/2012/wordml" xmlns:w16cex="http://schemas.microsoft.com/office/word/2018/wordml/cex" xmlns:w16cid="http://schemas.microsoft.com/office/word/2016/wordml/cid" xmlns:w16="http://schemas.microsoft.com/office/word/2018/wordml" xmlns:w16du="http://schemas.microsoft.com/office/word/2023/wordml/word16du" xmlns:w16sdtdh="http://schemas.microsoft.com/office/word/2020/wordml/sdtdatahash" xmlns:w16sdtfl="http://schemas.microsoft.com/office/word/2024/wordml/sdtformatlock" xmlns:w16se="http://schemas.microsoft.com/office/word/2015/wordml/symex" xmlns:wpg="http://schemas.microsoft.com/office/word/2010/wordprocessingGroup" xmlns:wpi="http://schemas.microsoft.com/office/word/2010/wordprocessingInk" xmlns:wne="http://schemas.microsoft.com/office/word/2006/wordml" xmlns:wps="http://schemas.microsoft.com/office/word/2010/wordprocessingShape" mc:Ignorable="w14 w15 w16se w16cid w16 w16cex w16sdtdh w16sdtfl w16du wp14">
+<w:document xmlns:wpc="http://schemas.microsoft.com/office/word/2010/wordprocessingCanvas" xmlns:cx="http://schemas.microsoft.com/office/drawing/2014/chartex" xmlns:cx1="http://schemas.microsoft.com/office/drawing/2015/9/8/chartex" xmlns:cx2="http://schemas.microsoft.com/office/drawing/2015/10/21/chartex" xmlns:cx3="http://schemas.microsoft.com/office/drawing/2016/5/9/chartex" xmlns:cx4="http://schemas.microsoft.com/office/drawing/2016/5/10/chartex" xmlns:cx5="http://schemas.microsoft.com/office/drawing/2016/5/11/chartex" xmlns:cx6="http://schemas.microsoft.com/office/drawing/2016/5/12/chartex" xmlns:cx7="http://schemas.microsoft.com/office/drawing/2016/5/13/chartex" xmlns:cx8="http://schemas.microsoft.com/office/drawing/2016/5/14/chartex" xmlns:mc="http://schemas.openxmlformats.org/markup-compatibility/2006" xmlns:m="http://schemas.openxmlformats.org/officeDocument/2006/math" xmlns:aink="http://schemas.microsoft.com/office/drawing/2016/ink" xmlns:am3d="http://schemas.microsoft.com/office/drawing/2017/model3d" xmlns:oel="http://schemas.microsoft.com/office/2019/extlst" xmlns:r="http://schemas.openxmlformats.org/officeDocument/2006/relationships" xmlns:wp14="http://schemas.microsoft.com/office/word/2010/wordprocessingDrawing" xmlns:wp="http://schemas.openxmlformats.org/drawingml/2006/wordprocessingDrawing" xmlns:wpg="http://schemas.microsoft.com/office/word/2010/wordprocessingGroup" xmlns:wpi="http://schemas.microsoft.com/office/word/2010/wordprocessingInk" xmlns:wps="http://schemas.microsoft.com/office/word/2010/wordprocessingShape" xmlns:o="urn:schemas-microsoft-com:office:office" xmlns:v="urn:schemas-microsoft-com:vml" xmlns:w10="urn:schemas-microsoft-com:office:word" xmlns:w="http://schemas.openxmlformats.org/wordprocessingml/2006/main" xmlns:w14="http://schemas.microsoft.com/office/word/2010/wordml" xmlns:w15="http://schemas.microsoft.com/office/word/2012/wordml" xmlns:w16cex="http://schemas.microsoft.com/office/word/2018/wordml/cex" xmlns:w16cid="http://schemas.microsoft.com/office/word/2016/wordml/cid" xmlns:w16="http://schemas.microsoft.com/office/word/2018/wordml" xmlns:w16sdtdh="http://schemas.microsoft.com/office/word/2020/wordml/sdtdatahash" xmlns:w16sdtfl="http://schemas.microsoft.com/office/word/2024/wordml/sdtformatlock" xmlns:w16se="http://schemas.microsoft.com/office/word/2015/wordml/symex" xmlns:w16du="http://schemas.microsoft.com/office/word/2023/wordml/word16du" xmlns:wne="http://schemas.microsoft.com/office/word/2006/wordml" mc:Ignorable="w14 w15 w16se w16cid w16 w16cex w16sdtdh w16sdtfl w16du wp14">
   <w:body>
     <w:p>
       <w:pPr>
@@ -95,7 +95,7 @@
           <w:rFonts w:ascii="Calibri" w:hAnsi="Calibri" w:cs="Calibri"/>
           <w:color w:val="1F1F1F"/>
         </w:rPr>
-        <w:t>This module is designed to for students</w:t>
+        <w:t>This module is designed for students</w:t>
       </w:r>
       <w:r>
         <w:rPr>
@@ -187,7 +187,14 @@
           <w:rFonts w:ascii="Calibri" w:hAnsi="Calibri" w:cs="Calibri"/>
           <w:color w:val="1F1F1F"/>
         </w:rPr>
-        <w:t> This module is created with the assistance of Google Gemini.</w:t>
+        <w:t> </w:t>
+      </w:r>
+      <w:r>
+        <w:rPr>
+          <w:rFonts w:ascii="Calibri" w:hAnsi="Calibri" w:cs="Calibri"/>
+          <w:color w:val="1F1F1F"/>
+        </w:rPr>
+        <w:t>Google Gemini was used to improve clarity and organization of the activity’s written instructions.</w:t>
       </w:r>
     </w:p>
     <w:p>
@@ -861,7 +868,6 @@
           <w:sz w:val="28"/>
           <w:szCs w:val="28"/>
         </w:rPr>
-        <w:lastRenderedPageBreak/>
         <w:t xml:space="preserve">Getting Started </w:t>
       </w:r>
     </w:p>
@@ -2403,6 +2409,7 @@
           <w:rFonts w:ascii="Calibri" w:hAnsi="Calibri" w:cs="Calibri"/>
           <w:color w:val="0432FF"/>
         </w:rPr>
+        <w:lastRenderedPageBreak/>
         <w:t>Citric acid: triprotic acid</w:t>
       </w:r>
       <w:r>
@@ -2509,31 +2516,24 @@
     </w:p>
     <w:p>
       <w:pPr>
-        <w:rPr>
-          <w:rFonts w:ascii="Calibri" w:hAnsi="Calibri" w:cs="Calibri"/>
-          <w:color w:val="1F1F1F"/>
-        </w:rPr>
-      </w:pPr>
-      <w:r>
-        <w:rPr>
-          <w:rFonts w:ascii="Calibri" w:hAnsi="Calibri" w:cs="Calibri"/>
-          <w:color w:val="1F1F1F"/>
-        </w:rPr>
-        <w:br w:type="page"/>
-      </w:r>
-    </w:p>
-    <w:p>
-      <w:pPr>
         <w:spacing w:line="300" w:lineRule="atLeast"/>
         <w:rPr>
           <w:rFonts w:ascii="Calibri" w:hAnsi="Calibri" w:cs="Calibri"/>
-        </w:rPr>
-      </w:pPr>
-      <w:r>
-        <w:rPr>
-          <w:rFonts w:ascii="Calibri" w:hAnsi="Calibri" w:cs="Calibri"/>
-        </w:rPr>
-        <w:lastRenderedPageBreak/>
+          <w:color w:val="1F1F1F"/>
+        </w:rPr>
+      </w:pPr>
+    </w:p>
+    <w:p>
+      <w:pPr>
+        <w:spacing w:line="300" w:lineRule="atLeast"/>
+        <w:rPr>
+          <w:rFonts w:ascii="Calibri" w:hAnsi="Calibri" w:cs="Calibri"/>
+        </w:rPr>
+      </w:pPr>
+      <w:r>
+        <w:rPr>
+          <w:rFonts w:ascii="Calibri" w:hAnsi="Calibri" w:cs="Calibri"/>
+        </w:rPr>
         <w:t>Each data file contains measurements of pH and the corresponding volume of NaOH(</w:t>
       </w:r>
       <w:proofErr w:type="spellStart"/>
@@ -3479,7 +3479,15 @@
           <w:rFonts w:ascii="Calibri" w:hAnsi="Calibri" w:cs="Calibri"/>
           <w:color w:val="0432FF"/>
         </w:rPr>
-        <w:t xml:space="preserve">The results for the monoprotic acids (acetic acid and aspirin) align well with the predicted number of equivalence points. For carbonic acid, the second equivalence point appears very gradual, lacking a distinct vertical jump. In the case of citric acid, the three expected equivalence points merge into one broad rise, with only the third equivalence point (around </w:t>
+        <w:t xml:space="preserve">The results for the monoprotic acids (acetic acid and aspirin) align well with the predicted number of equivalence points. For carbonic acid, the second equivalence point appears very </w:t>
+      </w:r>
+      <w:r>
+        <w:rPr>
+          <w:rFonts w:ascii="Calibri" w:hAnsi="Calibri" w:cs="Calibri"/>
+          <w:color w:val="0432FF"/>
+        </w:rPr>
+        <w:lastRenderedPageBreak/>
+        <w:t xml:space="preserve">gradual, lacking a distinct vertical jump. In the case of citric acid, the three expected equivalence points merge into one broad rise, with only the third equivalence point (around </w:t>
       </w:r>
       <w:proofErr w:type="spellStart"/>
       <w:r>
@@ -3511,21 +3519,6 @@
           <w:color w:val="0432FF"/>
         </w:rPr>
         <w:t>60 mL) showing a pronounced vertical increase.</w:t>
-      </w:r>
-    </w:p>
-    <w:p>
-      <w:pPr>
-        <w:rPr>
-          <w:rFonts w:ascii="Calibri" w:hAnsi="Calibri" w:cs="Calibri"/>
-          <w:color w:val="1F1F1F"/>
-        </w:rPr>
-      </w:pPr>
-      <w:r>
-        <w:rPr>
-          <w:rFonts w:ascii="Calibri" w:hAnsi="Calibri" w:cs="Calibri"/>
-          <w:color w:val="1F1F1F"/>
-        </w:rPr>
-        <w:br w:type="page"/>
       </w:r>
     </w:p>
     <w:p>
@@ -3540,14 +3533,26 @@
           <w:szCs w:val="24"/>
         </w:rPr>
       </w:pPr>
-      <w:r>
+    </w:p>
+    <w:p>
+      <w:pPr>
+        <w:pStyle w:val="Heading1"/>
+        <w:snapToGrid w:val="0"/>
+        <w:spacing w:before="0" w:beforeAutospacing="0" w:after="120" w:afterAutospacing="0"/>
         <w:rPr>
           <w:rFonts w:ascii="Calibri" w:hAnsi="Calibri" w:cs="Calibri"/>
           <w:color w:val="1F1F1F"/>
           <w:sz w:val="24"/>
           <w:szCs w:val="24"/>
         </w:rPr>
-        <w:lastRenderedPageBreak/>
+      </w:pPr>
+      <w:r>
+        <w:rPr>
+          <w:rFonts w:ascii="Calibri" w:hAnsi="Calibri" w:cs="Calibri"/>
+          <w:color w:val="1F1F1F"/>
+          <w:sz w:val="24"/>
+          <w:szCs w:val="24"/>
+        </w:rPr>
         <w:t>Part</w:t>
       </w:r>
       <w:r>
@@ -4559,6 +4564,7 @@
           <w:rFonts w:ascii="Calibri" w:hAnsi="Calibri" w:cs="Calibri"/>
           <w:color w:val="0432FF"/>
         </w:rPr>
+        <w:lastRenderedPageBreak/>
         <w:t xml:space="preserve">The unknown acid has a </w:t>
       </w:r>
       <w:proofErr w:type="spellStart"/>
@@ -4664,24 +4670,6 @@
           <w:color w:val="0432FF"/>
         </w:rPr>
         <w:t>.</w:t>
-      </w:r>
-    </w:p>
-    <w:p>
-      <w:pPr>
-        <w:rPr>
-          <w:rFonts w:ascii="Calibri" w:hAnsi="Calibri" w:cs="Calibri"/>
-          <w:b/>
-          <w:bCs/>
-          <w:color w:val="1F1F1F"/>
-          <w:kern w:val="36"/>
-        </w:rPr>
-      </w:pPr>
-      <w:r>
-        <w:rPr>
-          <w:rFonts w:ascii="Calibri" w:hAnsi="Calibri" w:cs="Calibri"/>
-          <w:color w:val="1F1F1F"/>
-        </w:rPr>
-        <w:br w:type="page"/>
       </w:r>
     </w:p>
     <w:p>
@@ -4696,14 +4684,26 @@
           <w:szCs w:val="24"/>
         </w:rPr>
       </w:pPr>
-      <w:r>
+    </w:p>
+    <w:p>
+      <w:pPr>
+        <w:pStyle w:val="Heading1"/>
+        <w:snapToGrid w:val="0"/>
+        <w:spacing w:before="0" w:beforeAutospacing="0" w:after="120" w:afterAutospacing="0"/>
         <w:rPr>
           <w:rFonts w:ascii="Calibri" w:hAnsi="Calibri" w:cs="Calibri"/>
           <w:color w:val="1F1F1F"/>
           <w:sz w:val="24"/>
           <w:szCs w:val="24"/>
         </w:rPr>
-        <w:lastRenderedPageBreak/>
+      </w:pPr>
+      <w:r>
+        <w:rPr>
+          <w:rFonts w:ascii="Calibri" w:hAnsi="Calibri" w:cs="Calibri"/>
+          <w:color w:val="1F1F1F"/>
+          <w:sz w:val="24"/>
+          <w:szCs w:val="24"/>
+        </w:rPr>
         <w:t>Part</w:t>
       </w:r>
       <w:r>
@@ -5107,7 +5107,15 @@
           <w:rFonts w:ascii="Calibri" w:hAnsi="Calibri" w:cs="Calibri"/>
           <w:color w:val="0432FF"/>
         </w:rPr>
-        <w:t>Both curves show pH values above 7 at the equivalence point, but the unknown acid reaches a slightly lower pH than the reference acid. This is expected because the unknown acid has a lower initial concentration (0.05 M vs. 0.10 M), leading to a lower concentration of conjugate base at equivalence. A smaller amount of conjugate base produces less OH⁻, resulting in a higher pOH and therefore a lower pH at the equivalence point.</w:t>
+        <w:t xml:space="preserve">Both curves show pH values above 7 at the equivalence point, but the unknown acid reaches a slightly lower pH than the reference acid. This is expected because the unknown acid has a lower initial concentration (0.05 M vs. 0.10 M), leading to a lower concentration of conjugate </w:t>
+      </w:r>
+      <w:r>
+        <w:rPr>
+          <w:rFonts w:ascii="Calibri" w:hAnsi="Calibri" w:cs="Calibri"/>
+          <w:color w:val="0432FF"/>
+        </w:rPr>
+        <w:lastRenderedPageBreak/>
+        <w:t>base at equivalence. A smaller amount of conjugate base produces less OH⁻, resulting in a higher pOH and therefore a lower pH at the equivalence point.</w:t>
       </w:r>
     </w:p>
     <w:p>
@@ -5133,7 +5141,6 @@
           <w:bCs/>
           <w:color w:val="1F1F1F"/>
         </w:rPr>
-        <w:lastRenderedPageBreak/>
         <w:t>Q</w:t>
       </w:r>
       <w:r>
@@ -6750,7 +6757,7 @@
 </file>
 
 <file path=word/endnotes.xml><?xml version="1.0" encoding="utf-8"?>
-<w:endnotes xmlns:wpc="http://schemas.microsoft.com/office/word/2010/wordprocessingCanvas" xmlns:cx="http://schemas.microsoft.com/office/drawing/2014/chartex" xmlns:cx1="http://schemas.microsoft.com/office/drawing/2015/9/8/chartex" xmlns:cx2="http://schemas.microsoft.com/office/drawing/2015/10/21/chartex" xmlns:cx3="http://schemas.microsoft.com/office/drawing/2016/5/9/chartex" xmlns:cx4="http://schemas.microsoft.com/office/drawing/2016/5/10/chartex" xmlns:cx5="http://schemas.microsoft.com/office/drawing/2016/5/11/chartex" xmlns:cx6="http://schemas.microsoft.com/office/drawing/2016/5/12/chartex" xmlns:cx7="http://schemas.microsoft.com/office/drawing/2016/5/13/chartex" xmlns:cx8="http://schemas.microsoft.com/office/drawing/2016/5/14/chartex" xmlns:mc="http://schemas.openxmlformats.org/markup-compatibility/2006" xmlns:aink="http://schemas.microsoft.com/office/drawing/2016/ink" xmlns:am3d="http://schemas.microsoft.com/office/drawing/2017/model3d" xmlns:o="urn:schemas-microsoft-com:office:office" xmlns:oel="http://schemas.microsoft.com/office/2019/extlst" xmlns:r="http://schemas.openxmlformats.org/officeDocument/2006/relationships" xmlns:m="http://schemas.openxmlformats.org/officeDocument/2006/math" xmlns:v="urn:schemas-microsoft-com:vml" xmlns:wp14="http://schemas.microsoft.com/office/word/2010/wordprocessingDrawing" xmlns:wp="http://schemas.openxmlformats.org/drawingml/2006/wordprocessingDrawing" xmlns:w10="urn:schemas-microsoft-com:office:word" xmlns:w="http://schemas.openxmlformats.org/wordprocessingml/2006/main" xmlns:w14="http://schemas.microsoft.com/office/word/2010/wordml" xmlns:w15="http://schemas.microsoft.com/office/word/2012/wordml" xmlns:w16cex="http://schemas.microsoft.com/office/word/2018/wordml/cex" xmlns:w16cid="http://schemas.microsoft.com/office/word/2016/wordml/cid" xmlns:w16="http://schemas.microsoft.com/office/word/2018/wordml" xmlns:w16du="http://schemas.microsoft.com/office/word/2023/wordml/word16du" xmlns:w16sdtdh="http://schemas.microsoft.com/office/word/2020/wordml/sdtdatahash" xmlns:w16sdtfl="http://schemas.microsoft.com/office/word/2024/wordml/sdtformatlock" xmlns:w16se="http://schemas.microsoft.com/office/word/2015/wordml/symex" xmlns:wpg="http://schemas.microsoft.com/office/word/2010/wordprocessingGroup" xmlns:wpi="http://schemas.microsoft.com/office/word/2010/wordprocessingInk" xmlns:wne="http://schemas.microsoft.com/office/word/2006/wordml" xmlns:wps="http://schemas.microsoft.com/office/word/2010/wordprocessingShape" mc:Ignorable="w14 w15 w16se w16cid w16 w16cex w16sdtdh w16sdtfl w16du wp14">
+<w:endnotes xmlns:wpc="http://schemas.microsoft.com/office/word/2010/wordprocessingCanvas" xmlns:cx="http://schemas.microsoft.com/office/drawing/2014/chartex" xmlns:cx1="http://schemas.microsoft.com/office/drawing/2015/9/8/chartex" xmlns:cx2="http://schemas.microsoft.com/office/drawing/2015/10/21/chartex" xmlns:cx3="http://schemas.microsoft.com/office/drawing/2016/5/9/chartex" xmlns:cx4="http://schemas.microsoft.com/office/drawing/2016/5/10/chartex" xmlns:cx5="http://schemas.microsoft.com/office/drawing/2016/5/11/chartex" xmlns:cx6="http://schemas.microsoft.com/office/drawing/2016/5/12/chartex" xmlns:cx7="http://schemas.microsoft.com/office/drawing/2016/5/13/chartex" xmlns:cx8="http://schemas.microsoft.com/office/drawing/2016/5/14/chartex" xmlns:mc="http://schemas.openxmlformats.org/markup-compatibility/2006" xmlns:m="http://schemas.openxmlformats.org/officeDocument/2006/math" xmlns:aink="http://schemas.microsoft.com/office/drawing/2016/ink" xmlns:am3d="http://schemas.microsoft.com/office/drawing/2017/model3d" xmlns:oel="http://schemas.microsoft.com/office/2019/extlst" xmlns:r="http://schemas.openxmlformats.org/officeDocument/2006/relationships" xmlns:wp14="http://schemas.microsoft.com/office/word/2010/wordprocessingDrawing" xmlns:wp="http://schemas.openxmlformats.org/drawingml/2006/wordprocessingDrawing" xmlns:wpg="http://schemas.microsoft.com/office/word/2010/wordprocessingGroup" xmlns:wpi="http://schemas.microsoft.com/office/word/2010/wordprocessingInk" xmlns:wps="http://schemas.microsoft.com/office/word/2010/wordprocessingShape" xmlns:o="urn:schemas-microsoft-com:office:office" xmlns:v="urn:schemas-microsoft-com:vml" xmlns:w10="urn:schemas-microsoft-com:office:word" xmlns:w="http://schemas.openxmlformats.org/wordprocessingml/2006/main" xmlns:w14="http://schemas.microsoft.com/office/word/2010/wordml" xmlns:w15="http://schemas.microsoft.com/office/word/2012/wordml" xmlns:w16cex="http://schemas.microsoft.com/office/word/2018/wordml/cex" xmlns:w16cid="http://schemas.microsoft.com/office/word/2016/wordml/cid" xmlns:w16="http://schemas.microsoft.com/office/word/2018/wordml" xmlns:w16sdtdh="http://schemas.microsoft.com/office/word/2020/wordml/sdtdatahash" xmlns:w16sdtfl="http://schemas.microsoft.com/office/word/2024/wordml/sdtformatlock" xmlns:w16se="http://schemas.microsoft.com/office/word/2015/wordml/symex" xmlns:w16du="http://schemas.microsoft.com/office/word/2023/wordml/word16du" xmlns:wne="http://schemas.microsoft.com/office/word/2006/wordml" mc:Ignorable="w14 w15 w16se w16cid w16 w16cex w16sdtdh w16sdtfl w16du wp14">
   <w:endnote w:type="separator" w:id="-1">
     <w:p>
       <w:r>
@@ -6769,7 +6776,7 @@
 </file>
 
 <file path=word/footer1.xml><?xml version="1.0" encoding="utf-8"?>
-<w:ftr xmlns:wpc="http://schemas.microsoft.com/office/word/2010/wordprocessingCanvas" xmlns:cx="http://schemas.microsoft.com/office/drawing/2014/chartex" xmlns:cx1="http://schemas.microsoft.com/office/drawing/2015/9/8/chartex" xmlns:cx2="http://schemas.microsoft.com/office/drawing/2015/10/21/chartex" xmlns:cx3="http://schemas.microsoft.com/office/drawing/2016/5/9/chartex" xmlns:cx4="http://schemas.microsoft.com/office/drawing/2016/5/10/chartex" xmlns:cx5="http://schemas.microsoft.com/office/drawing/2016/5/11/chartex" xmlns:cx6="http://schemas.microsoft.com/office/drawing/2016/5/12/chartex" xmlns:cx7="http://schemas.microsoft.com/office/drawing/2016/5/13/chartex" xmlns:cx8="http://schemas.microsoft.com/office/drawing/2016/5/14/chartex" xmlns:mc="http://schemas.openxmlformats.org/markup-compatibility/2006" xmlns:aink="http://schemas.microsoft.com/office/drawing/2016/ink" xmlns:am3d="http://schemas.microsoft.com/office/drawing/2017/model3d" xmlns:o="urn:schemas-microsoft-com:office:office" xmlns:oel="http://schemas.microsoft.com/office/2019/extlst" xmlns:r="http://schemas.openxmlformats.org/officeDocument/2006/relationships" xmlns:m="http://schemas.openxmlformats.org/officeDocument/2006/math" xmlns:v="urn:schemas-microsoft-com:vml" xmlns:wp14="http://schemas.microsoft.com/office/word/2010/wordprocessingDrawing" xmlns:wp="http://schemas.openxmlformats.org/drawingml/2006/wordprocessingDrawing" xmlns:w10="urn:schemas-microsoft-com:office:word" xmlns:w="http://schemas.openxmlformats.org/wordprocessingml/2006/main" xmlns:w14="http://schemas.microsoft.com/office/word/2010/wordml" xmlns:w15="http://schemas.microsoft.com/office/word/2012/wordml" xmlns:w16cex="http://schemas.microsoft.com/office/word/2018/wordml/cex" xmlns:w16cid="http://schemas.microsoft.com/office/word/2016/wordml/cid" xmlns:w16="http://schemas.microsoft.com/office/word/2018/wordml" xmlns:w16du="http://schemas.microsoft.com/office/word/2023/wordml/word16du" xmlns:w16sdtdh="http://schemas.microsoft.com/office/word/2020/wordml/sdtdatahash" xmlns:w16sdtfl="http://schemas.microsoft.com/office/word/2024/wordml/sdtformatlock" xmlns:w16se="http://schemas.microsoft.com/office/word/2015/wordml/symex" xmlns:wpg="http://schemas.microsoft.com/office/word/2010/wordprocessingGroup" xmlns:wpi="http://schemas.microsoft.com/office/word/2010/wordprocessingInk" xmlns:wne="http://schemas.microsoft.com/office/word/2006/wordml" xmlns:wps="http://schemas.microsoft.com/office/word/2010/wordprocessingShape" mc:Ignorable="w14 w15 w16se w16cid w16 w16cex w16sdtdh w16sdtfl w16du wp14">
+<w:ftr xmlns:wpc="http://schemas.microsoft.com/office/word/2010/wordprocessingCanvas" xmlns:cx="http://schemas.microsoft.com/office/drawing/2014/chartex" xmlns:cx1="http://schemas.microsoft.com/office/drawing/2015/9/8/chartex" xmlns:cx2="http://schemas.microsoft.com/office/drawing/2015/10/21/chartex" xmlns:cx3="http://schemas.microsoft.com/office/drawing/2016/5/9/chartex" xmlns:cx4="http://schemas.microsoft.com/office/drawing/2016/5/10/chartex" xmlns:cx5="http://schemas.microsoft.com/office/drawing/2016/5/11/chartex" xmlns:cx6="http://schemas.microsoft.com/office/drawing/2016/5/12/chartex" xmlns:cx7="http://schemas.microsoft.com/office/drawing/2016/5/13/chartex" xmlns:cx8="http://schemas.microsoft.com/office/drawing/2016/5/14/chartex" xmlns:mc="http://schemas.openxmlformats.org/markup-compatibility/2006" xmlns:m="http://schemas.openxmlformats.org/officeDocument/2006/math" xmlns:aink="http://schemas.microsoft.com/office/drawing/2016/ink" xmlns:am3d="http://schemas.microsoft.com/office/drawing/2017/model3d" xmlns:oel="http://schemas.microsoft.com/office/2019/extlst" xmlns:r="http://schemas.openxmlformats.org/officeDocument/2006/relationships" xmlns:wp14="http://schemas.microsoft.com/office/word/2010/wordprocessingDrawing" xmlns:wp="http://schemas.openxmlformats.org/drawingml/2006/wordprocessingDrawing" xmlns:wpg="http://schemas.microsoft.com/office/word/2010/wordprocessingGroup" xmlns:wpi="http://schemas.microsoft.com/office/word/2010/wordprocessingInk" xmlns:wps="http://schemas.microsoft.com/office/word/2010/wordprocessingShape" xmlns:o="urn:schemas-microsoft-com:office:office" xmlns:v="urn:schemas-microsoft-com:vml" xmlns:w10="urn:schemas-microsoft-com:office:word" xmlns:w="http://schemas.openxmlformats.org/wordprocessingml/2006/main" xmlns:w14="http://schemas.microsoft.com/office/word/2010/wordml" xmlns:w15="http://schemas.microsoft.com/office/word/2012/wordml" xmlns:w16cex="http://schemas.microsoft.com/office/word/2018/wordml/cex" xmlns:w16cid="http://schemas.microsoft.com/office/word/2016/wordml/cid" xmlns:w16="http://schemas.microsoft.com/office/word/2018/wordml" xmlns:w16sdtdh="http://schemas.microsoft.com/office/word/2020/wordml/sdtdatahash" xmlns:w16sdtfl="http://schemas.microsoft.com/office/word/2024/wordml/sdtformatlock" xmlns:w16se="http://schemas.microsoft.com/office/word/2015/wordml/symex" xmlns:w16du="http://schemas.microsoft.com/office/word/2023/wordml/word16du" xmlns:wne="http://schemas.microsoft.com/office/word/2006/wordml" mc:Ignorable="w14 w15 w16se w16cid w16 w16cex w16sdtdh w16sdtfl w16du wp14">
   <w:p>
     <w:pPr>
       <w:pStyle w:val="Footer"/>
@@ -6807,7 +6814,7 @@
 </file>
 
 <file path=word/footer2.xml><?xml version="1.0" encoding="utf-8"?>
-<w:ftr xmlns:wpc="http://schemas.microsoft.com/office/word/2010/wordprocessingCanvas" xmlns:cx="http://schemas.microsoft.com/office/drawing/2014/chartex" xmlns:cx1="http://schemas.microsoft.com/office/drawing/2015/9/8/chartex" xmlns:cx2="http://schemas.microsoft.com/office/drawing/2015/10/21/chartex" xmlns:cx3="http://schemas.microsoft.com/office/drawing/2016/5/9/chartex" xmlns:cx4="http://schemas.microsoft.com/office/drawing/2016/5/10/chartex" xmlns:cx5="http://schemas.microsoft.com/office/drawing/2016/5/11/chartex" xmlns:cx6="http://schemas.microsoft.com/office/drawing/2016/5/12/chartex" xmlns:cx7="http://schemas.microsoft.com/office/drawing/2016/5/13/chartex" xmlns:cx8="http://schemas.microsoft.com/office/drawing/2016/5/14/chartex" xmlns:mc="http://schemas.openxmlformats.org/markup-compatibility/2006" xmlns:aink="http://schemas.microsoft.com/office/drawing/2016/ink" xmlns:am3d="http://schemas.microsoft.com/office/drawing/2017/model3d" xmlns:o="urn:schemas-microsoft-com:office:office" xmlns:oel="http://schemas.microsoft.com/office/2019/extlst" xmlns:r="http://schemas.openxmlformats.org/officeDocument/2006/relationships" xmlns:m="http://schemas.openxmlformats.org/officeDocument/2006/math" xmlns:v="urn:schemas-microsoft-com:vml" xmlns:wp14="http://schemas.microsoft.com/office/word/2010/wordprocessingDrawing" xmlns:wp="http://schemas.openxmlformats.org/drawingml/2006/wordprocessingDrawing" xmlns:w10="urn:schemas-microsoft-com:office:word" xmlns:w="http://schemas.openxmlformats.org/wordprocessingml/2006/main" xmlns:w14="http://schemas.microsoft.com/office/word/2010/wordml" xmlns:w15="http://schemas.microsoft.com/office/word/2012/wordml" xmlns:w16cex="http://schemas.microsoft.com/office/word/2018/wordml/cex" xmlns:w16cid="http://schemas.microsoft.com/office/word/2016/wordml/cid" xmlns:w16="http://schemas.microsoft.com/office/word/2018/wordml" xmlns:w16du="http://schemas.microsoft.com/office/word/2023/wordml/word16du" xmlns:w16sdtdh="http://schemas.microsoft.com/office/word/2020/wordml/sdtdatahash" xmlns:w16sdtfl="http://schemas.microsoft.com/office/word/2024/wordml/sdtformatlock" xmlns:w16se="http://schemas.microsoft.com/office/word/2015/wordml/symex" xmlns:wpg="http://schemas.microsoft.com/office/word/2010/wordprocessingGroup" xmlns:wpi="http://schemas.microsoft.com/office/word/2010/wordprocessingInk" xmlns:wne="http://schemas.microsoft.com/office/word/2006/wordml" xmlns:wps="http://schemas.microsoft.com/office/word/2010/wordprocessingShape" mc:Ignorable="w14 w15 w16se w16cid w16 w16cex w16sdtdh w16sdtfl w16du wp14">
+<w:ftr xmlns:wpc="http://schemas.microsoft.com/office/word/2010/wordprocessingCanvas" xmlns:cx="http://schemas.microsoft.com/office/drawing/2014/chartex" xmlns:cx1="http://schemas.microsoft.com/office/drawing/2015/9/8/chartex" xmlns:cx2="http://schemas.microsoft.com/office/drawing/2015/10/21/chartex" xmlns:cx3="http://schemas.microsoft.com/office/drawing/2016/5/9/chartex" xmlns:cx4="http://schemas.microsoft.com/office/drawing/2016/5/10/chartex" xmlns:cx5="http://schemas.microsoft.com/office/drawing/2016/5/11/chartex" xmlns:cx6="http://schemas.microsoft.com/office/drawing/2016/5/12/chartex" xmlns:cx7="http://schemas.microsoft.com/office/drawing/2016/5/13/chartex" xmlns:cx8="http://schemas.microsoft.com/office/drawing/2016/5/14/chartex" xmlns:mc="http://schemas.openxmlformats.org/markup-compatibility/2006" xmlns:m="http://schemas.openxmlformats.org/officeDocument/2006/math" xmlns:aink="http://schemas.microsoft.com/office/drawing/2016/ink" xmlns:am3d="http://schemas.microsoft.com/office/drawing/2017/model3d" xmlns:oel="http://schemas.microsoft.com/office/2019/extlst" xmlns:r="http://schemas.openxmlformats.org/officeDocument/2006/relationships" xmlns:wp14="http://schemas.microsoft.com/office/word/2010/wordprocessingDrawing" xmlns:wp="http://schemas.openxmlformats.org/drawingml/2006/wordprocessingDrawing" xmlns:wpg="http://schemas.microsoft.com/office/word/2010/wordprocessingGroup" xmlns:wpi="http://schemas.microsoft.com/office/word/2010/wordprocessingInk" xmlns:wps="http://schemas.microsoft.com/office/word/2010/wordprocessingShape" xmlns:o="urn:schemas-microsoft-com:office:office" xmlns:v="urn:schemas-microsoft-com:vml" xmlns:w10="urn:schemas-microsoft-com:office:word" xmlns:w="http://schemas.openxmlformats.org/wordprocessingml/2006/main" xmlns:w14="http://schemas.microsoft.com/office/word/2010/wordml" xmlns:w15="http://schemas.microsoft.com/office/word/2012/wordml" xmlns:w16cex="http://schemas.microsoft.com/office/word/2018/wordml/cex" xmlns:w16cid="http://schemas.microsoft.com/office/word/2016/wordml/cid" xmlns:w16="http://schemas.microsoft.com/office/word/2018/wordml" xmlns:w16sdtdh="http://schemas.microsoft.com/office/word/2020/wordml/sdtdatahash" xmlns:w16sdtfl="http://schemas.microsoft.com/office/word/2024/wordml/sdtformatlock" xmlns:w16se="http://schemas.microsoft.com/office/word/2015/wordml/symex" xmlns:w16du="http://schemas.microsoft.com/office/word/2023/wordml/word16du" xmlns:wne="http://schemas.microsoft.com/office/word/2006/wordml" mc:Ignorable="w14 w15 w16se w16cid w16 w16cex w16sdtdh w16sdtfl w16du wp14">
   <w:p>
     <w:pPr>
       <w:pStyle w:val="Footer"/>
@@ -6862,102 +6869,12 @@
         <w:rFonts w:ascii="Calibri" w:hAnsi="Calibri"/>
       </w:rPr>
     </w:pPr>
-    <w:r>
-      <w:rPr>
-        <w:rFonts w:ascii="Calibri" w:hAnsi="Calibri"/>
-      </w:rPr>
-      <w:t xml:space="preserve">CHEM112 </w:t>
-    </w:r>
-    <w:r>
-      <w:rPr>
-        <w:rFonts w:ascii="Calibri" w:hAnsi="Calibri"/>
-      </w:rPr>
-      <w:t>SP</w:t>
-    </w:r>
-    <w:r>
-      <w:rPr>
-        <w:rFonts w:ascii="Calibri" w:hAnsi="Calibri"/>
-      </w:rPr>
-      <w:t>2</w:t>
-    </w:r>
-    <w:r>
-      <w:rPr>
-        <w:rFonts w:ascii="Calibri" w:hAnsi="Calibri"/>
-      </w:rPr>
-      <w:t>6</w:t>
-    </w:r>
-    <w:r>
-      <w:rPr>
-        <w:rFonts w:ascii="Calibri" w:hAnsi="Calibri"/>
-      </w:rPr>
-      <w:t xml:space="preserve"> Sectio</w:t>
-    </w:r>
-    <w:r>
-      <w:rPr>
-        <w:rFonts w:ascii="Calibri" w:hAnsi="Calibri"/>
-      </w:rPr>
-      <w:t>n</w:t>
-    </w:r>
-    <w:r>
-      <w:rPr>
-        <w:rFonts w:ascii="Calibri" w:hAnsi="Calibri"/>
-      </w:rPr>
-      <w:t xml:space="preserve"> 00</w:t>
-    </w:r>
-    <w:r>
-      <w:rPr>
-        <w:rFonts w:ascii="Calibri" w:hAnsi="Calibri"/>
-      </w:rPr>
-      <w:t>4</w:t>
-    </w:r>
-    <w:r>
-      <w:rPr>
-        <w:rFonts w:ascii="Calibri" w:hAnsi="Calibri"/>
-      </w:rPr>
-      <w:t xml:space="preserve">                           </w:t>
-    </w:r>
-    <w:r>
-      <w:rPr>
-        <w:rFonts w:ascii="Calibri" w:hAnsi="Calibri"/>
-      </w:rPr>
-      <w:t>Week</w:t>
-    </w:r>
-    <w:r>
-      <w:rPr>
-        <w:rFonts w:ascii="Calibri" w:hAnsi="Calibri"/>
-      </w:rPr>
-      <w:t xml:space="preserve"> </w:t>
-    </w:r>
-    <w:r>
-      <w:rPr>
-        <w:rFonts w:ascii="Calibri" w:hAnsi="Calibri"/>
-      </w:rPr>
-      <w:t>10</w:t>
-    </w:r>
-    <w:r>
-      <w:rPr>
-        <w:rFonts w:ascii="Calibri" w:hAnsi="Calibri"/>
-      </w:rPr>
-      <w:t xml:space="preserve"> Recitation</w:t>
-    </w:r>
-    <w:r>
-      <w:rPr>
-        <w:rFonts w:ascii="Calibri" w:hAnsi="Calibri"/>
-      </w:rPr>
-      <w:t xml:space="preserve"> Key</w:t>
-    </w:r>
-    <w:r>
-      <w:rPr>
-        <w:rFonts w:ascii="Calibri" w:hAnsi="Calibri"/>
-      </w:rPr>
-      <w:tab/>
-    </w:r>
   </w:p>
 </w:ftr>
 </file>
 
 <file path=word/footnotes.xml><?xml version="1.0" encoding="utf-8"?>
-<w:footnotes xmlns:wpc="http://schemas.microsoft.com/office/word/2010/wordprocessingCanvas" xmlns:cx="http://schemas.microsoft.com/office/drawing/2014/chartex" xmlns:cx1="http://schemas.microsoft.com/office/drawing/2015/9/8/chartex" xmlns:cx2="http://schemas.microsoft.com/office/drawing/2015/10/21/chartex" xmlns:cx3="http://schemas.microsoft.com/office/drawing/2016/5/9/chartex" xmlns:cx4="http://schemas.microsoft.com/office/drawing/2016/5/10/chartex" xmlns:cx5="http://schemas.microsoft.com/office/drawing/2016/5/11/chartex" xmlns:cx6="http://schemas.microsoft.com/office/drawing/2016/5/12/chartex" xmlns:cx7="http://schemas.microsoft.com/office/drawing/2016/5/13/chartex" xmlns:cx8="http://schemas.microsoft.com/office/drawing/2016/5/14/chartex" xmlns:mc="http://schemas.openxmlformats.org/markup-compatibility/2006" xmlns:aink="http://schemas.microsoft.com/office/drawing/2016/ink" xmlns:am3d="http://schemas.microsoft.com/office/drawing/2017/model3d" xmlns:o="urn:schemas-microsoft-com:office:office" xmlns:oel="http://schemas.microsoft.com/office/2019/extlst" xmlns:r="http://schemas.openxmlformats.org/officeDocument/2006/relationships" xmlns:m="http://schemas.openxmlformats.org/officeDocument/2006/math" xmlns:v="urn:schemas-microsoft-com:vml" xmlns:wp14="http://schemas.microsoft.com/office/word/2010/wordprocessingDrawing" xmlns:wp="http://schemas.openxmlformats.org/drawingml/2006/wordprocessingDrawing" xmlns:w10="urn:schemas-microsoft-com:office:word" xmlns:w="http://schemas.openxmlformats.org/wordprocessingml/2006/main" xmlns:w14="http://schemas.microsoft.com/office/word/2010/wordml" xmlns:w15="http://schemas.microsoft.com/office/word/2012/wordml" xmlns:w16cex="http://schemas.microsoft.com/office/word/2018/wordml/cex" xmlns:w16cid="http://schemas.microsoft.com/office/word/2016/wordml/cid" xmlns:w16="http://schemas.microsoft.com/office/word/2018/wordml" xmlns:w16du="http://schemas.microsoft.com/office/word/2023/wordml/word16du" xmlns:w16sdtdh="http://schemas.microsoft.com/office/word/2020/wordml/sdtdatahash" xmlns:w16sdtfl="http://schemas.microsoft.com/office/word/2024/wordml/sdtformatlock" xmlns:w16se="http://schemas.microsoft.com/office/word/2015/wordml/symex" xmlns:wpg="http://schemas.microsoft.com/office/word/2010/wordprocessingGroup" xmlns:wpi="http://schemas.microsoft.com/office/word/2010/wordprocessingInk" xmlns:wne="http://schemas.microsoft.com/office/word/2006/wordml" xmlns:wps="http://schemas.microsoft.com/office/word/2010/wordprocessingShape" mc:Ignorable="w14 w15 w16se w16cid w16 w16cex w16sdtdh w16sdtfl w16du wp14">
+<w:footnotes xmlns:wpc="http://schemas.microsoft.com/office/word/2010/wordprocessingCanvas" xmlns:cx="http://schemas.microsoft.com/office/drawing/2014/chartex" xmlns:cx1="http://schemas.microsoft.com/office/drawing/2015/9/8/chartex" xmlns:cx2="http://schemas.microsoft.com/office/drawing/2015/10/21/chartex" xmlns:cx3="http://schemas.microsoft.com/office/drawing/2016/5/9/chartex" xmlns:cx4="http://schemas.microsoft.com/office/drawing/2016/5/10/chartex" xmlns:cx5="http://schemas.microsoft.com/office/drawing/2016/5/11/chartex" xmlns:cx6="http://schemas.microsoft.com/office/drawing/2016/5/12/chartex" xmlns:cx7="http://schemas.microsoft.com/office/drawing/2016/5/13/chartex" xmlns:cx8="http://schemas.microsoft.com/office/drawing/2016/5/14/chartex" xmlns:mc="http://schemas.openxmlformats.org/markup-compatibility/2006" xmlns:m="http://schemas.openxmlformats.org/officeDocument/2006/math" xmlns:aink="http://schemas.microsoft.com/office/drawing/2016/ink" xmlns:am3d="http://schemas.microsoft.com/office/drawing/2017/model3d" xmlns:oel="http://schemas.microsoft.com/office/2019/extlst" xmlns:r="http://schemas.openxmlformats.org/officeDocument/2006/relationships" xmlns:wp14="http://schemas.microsoft.com/office/word/2010/wordprocessingDrawing" xmlns:wp="http://schemas.openxmlformats.org/drawingml/2006/wordprocessingDrawing" xmlns:wpg="http://schemas.microsoft.com/office/word/2010/wordprocessingGroup" xmlns:wpi="http://schemas.microsoft.com/office/word/2010/wordprocessingInk" xmlns:wps="http://schemas.microsoft.com/office/word/2010/wordprocessingShape" xmlns:o="urn:schemas-microsoft-com:office:office" xmlns:v="urn:schemas-microsoft-com:vml" xmlns:w10="urn:schemas-microsoft-com:office:word" xmlns:w="http://schemas.openxmlformats.org/wordprocessingml/2006/main" xmlns:w14="http://schemas.microsoft.com/office/word/2010/wordml" xmlns:w15="http://schemas.microsoft.com/office/word/2012/wordml" xmlns:w16cex="http://schemas.microsoft.com/office/word/2018/wordml/cex" xmlns:w16cid="http://schemas.microsoft.com/office/word/2016/wordml/cid" xmlns:w16="http://schemas.microsoft.com/office/word/2018/wordml" xmlns:w16sdtdh="http://schemas.microsoft.com/office/word/2020/wordml/sdtdatahash" xmlns:w16sdtfl="http://schemas.microsoft.com/office/word/2024/wordml/sdtformatlock" xmlns:w16se="http://schemas.microsoft.com/office/word/2015/wordml/symex" xmlns:w16du="http://schemas.microsoft.com/office/word/2023/wordml/word16du" xmlns:wne="http://schemas.microsoft.com/office/word/2006/wordml" mc:Ignorable="w14 w15 w16se w16cid w16 w16cex w16sdtdh w16sdtfl w16du wp14">
   <w:footnote w:type="separator" w:id="-1">
     <w:p>
       <w:r>
@@ -6976,7 +6893,7 @@
 </file>
 
 <file path=word/header1.xml><?xml version="1.0" encoding="utf-8"?>
-<w:hdr xmlns:wpc="http://schemas.microsoft.com/office/word/2010/wordprocessingCanvas" xmlns:cx="http://schemas.microsoft.com/office/drawing/2014/chartex" xmlns:cx1="http://schemas.microsoft.com/office/drawing/2015/9/8/chartex" xmlns:cx2="http://schemas.microsoft.com/office/drawing/2015/10/21/chartex" xmlns:cx3="http://schemas.microsoft.com/office/drawing/2016/5/9/chartex" xmlns:cx4="http://schemas.microsoft.com/office/drawing/2016/5/10/chartex" xmlns:cx5="http://schemas.microsoft.com/office/drawing/2016/5/11/chartex" xmlns:cx6="http://schemas.microsoft.com/office/drawing/2016/5/12/chartex" xmlns:cx7="http://schemas.microsoft.com/office/drawing/2016/5/13/chartex" xmlns:cx8="http://schemas.microsoft.com/office/drawing/2016/5/14/chartex" xmlns:mc="http://schemas.openxmlformats.org/markup-compatibility/2006" xmlns:aink="http://schemas.microsoft.com/office/drawing/2016/ink" xmlns:am3d="http://schemas.microsoft.com/office/drawing/2017/model3d" xmlns:o="urn:schemas-microsoft-com:office:office" xmlns:oel="http://schemas.microsoft.com/office/2019/extlst" xmlns:r="http://schemas.openxmlformats.org/officeDocument/2006/relationships" xmlns:m="http://schemas.openxmlformats.org/officeDocument/2006/math" xmlns:v="urn:schemas-microsoft-com:vml" xmlns:wp14="http://schemas.microsoft.com/office/word/2010/wordprocessingDrawing" xmlns:wp="http://schemas.openxmlformats.org/drawingml/2006/wordprocessingDrawing" xmlns:w10="urn:schemas-microsoft-com:office:word" xmlns:w="http://schemas.openxmlformats.org/wordprocessingml/2006/main" xmlns:w14="http://schemas.microsoft.com/office/word/2010/wordml" xmlns:w15="http://schemas.microsoft.com/office/word/2012/wordml" xmlns:w16cex="http://schemas.microsoft.com/office/word/2018/wordml/cex" xmlns:w16cid="http://schemas.microsoft.com/office/word/2016/wordml/cid" xmlns:w16="http://schemas.microsoft.com/office/word/2018/wordml" xmlns:w16du="http://schemas.microsoft.com/office/word/2023/wordml/word16du" xmlns:w16sdtdh="http://schemas.microsoft.com/office/word/2020/wordml/sdtdatahash" xmlns:w16sdtfl="http://schemas.microsoft.com/office/word/2024/wordml/sdtformatlock" xmlns:w16se="http://schemas.microsoft.com/office/word/2015/wordml/symex" xmlns:wpg="http://schemas.microsoft.com/office/word/2010/wordprocessingGroup" xmlns:wpi="http://schemas.microsoft.com/office/word/2010/wordprocessingInk" xmlns:wne="http://schemas.microsoft.com/office/word/2006/wordml" xmlns:wps="http://schemas.microsoft.com/office/word/2010/wordprocessingShape" mc:Ignorable="w14 w15 w16se w16cid w16 w16cex w16sdtdh w16sdtfl w16du wp14">
+<w:hdr xmlns:wpc="http://schemas.microsoft.com/office/word/2010/wordprocessingCanvas" xmlns:cx="http://schemas.microsoft.com/office/drawing/2014/chartex" xmlns:cx1="http://schemas.microsoft.com/office/drawing/2015/9/8/chartex" xmlns:cx2="http://schemas.microsoft.com/office/drawing/2015/10/21/chartex" xmlns:cx3="http://schemas.microsoft.com/office/drawing/2016/5/9/chartex" xmlns:cx4="http://schemas.microsoft.com/office/drawing/2016/5/10/chartex" xmlns:cx5="http://schemas.microsoft.com/office/drawing/2016/5/11/chartex" xmlns:cx6="http://schemas.microsoft.com/office/drawing/2016/5/12/chartex" xmlns:cx7="http://schemas.microsoft.com/office/drawing/2016/5/13/chartex" xmlns:cx8="http://schemas.microsoft.com/office/drawing/2016/5/14/chartex" xmlns:mc="http://schemas.openxmlformats.org/markup-compatibility/2006" xmlns:m="http://schemas.openxmlformats.org/officeDocument/2006/math" xmlns:aink="http://schemas.microsoft.com/office/drawing/2016/ink" xmlns:am3d="http://schemas.microsoft.com/office/drawing/2017/model3d" xmlns:oel="http://schemas.microsoft.com/office/2019/extlst" xmlns:r="http://schemas.openxmlformats.org/officeDocument/2006/relationships" xmlns:wp14="http://schemas.microsoft.com/office/word/2010/wordprocessingDrawing" xmlns:wp="http://schemas.openxmlformats.org/drawingml/2006/wordprocessingDrawing" xmlns:wpg="http://schemas.microsoft.com/office/word/2010/wordprocessingGroup" xmlns:wpi="http://schemas.microsoft.com/office/word/2010/wordprocessingInk" xmlns:wps="http://schemas.microsoft.com/office/word/2010/wordprocessingShape" xmlns:o="urn:schemas-microsoft-com:office:office" xmlns:v="urn:schemas-microsoft-com:vml" xmlns:w10="urn:schemas-microsoft-com:office:word" xmlns:w="http://schemas.openxmlformats.org/wordprocessingml/2006/main" xmlns:w14="http://schemas.microsoft.com/office/word/2010/wordml" xmlns:w15="http://schemas.microsoft.com/office/word/2012/wordml" xmlns:w16cex="http://schemas.microsoft.com/office/word/2018/wordml/cex" xmlns:w16cid="http://schemas.microsoft.com/office/word/2016/wordml/cid" xmlns:w16="http://schemas.microsoft.com/office/word/2018/wordml" xmlns:w16sdtdh="http://schemas.microsoft.com/office/word/2020/wordml/sdtdatahash" xmlns:w16sdtfl="http://schemas.microsoft.com/office/word/2024/wordml/sdtformatlock" xmlns:w16se="http://schemas.microsoft.com/office/word/2015/wordml/symex" xmlns:w16du="http://schemas.microsoft.com/office/word/2023/wordml/word16du" xmlns:wne="http://schemas.microsoft.com/office/word/2006/wordml" mc:Ignorable="w14 w15 w16se w16cid w16 w16cex w16sdtdh w16sdtfl w16du wp14">
   <w:p>
     <w:pPr>
       <w:pStyle w:val="Header"/>
@@ -7014,7 +6931,7 @@
 </file>
 
 <file path=word/numbering.xml><?xml version="1.0" encoding="utf-8"?>
-<w:numbering xmlns:wpc="http://schemas.microsoft.com/office/word/2010/wordprocessingCanvas" xmlns:cx="http://schemas.microsoft.com/office/drawing/2014/chartex" xmlns:cx1="http://schemas.microsoft.com/office/drawing/2015/9/8/chartex" xmlns:cx2="http://schemas.microsoft.com/office/drawing/2015/10/21/chartex" xmlns:cx3="http://schemas.microsoft.com/office/drawing/2016/5/9/chartex" xmlns:cx4="http://schemas.microsoft.com/office/drawing/2016/5/10/chartex" xmlns:cx5="http://schemas.microsoft.com/office/drawing/2016/5/11/chartex" xmlns:cx6="http://schemas.microsoft.com/office/drawing/2016/5/12/chartex" xmlns:cx7="http://schemas.microsoft.com/office/drawing/2016/5/13/chartex" xmlns:cx8="http://schemas.microsoft.com/office/drawing/2016/5/14/chartex" xmlns:mc="http://schemas.openxmlformats.org/markup-compatibility/2006" xmlns:aink="http://schemas.microsoft.com/office/drawing/2016/ink" xmlns:am3d="http://schemas.microsoft.com/office/drawing/2017/model3d" xmlns:o="urn:schemas-microsoft-com:office:office" xmlns:oel="http://schemas.microsoft.com/office/2019/extlst" xmlns:r="http://schemas.openxmlformats.org/officeDocument/2006/relationships" xmlns:m="http://schemas.openxmlformats.org/officeDocument/2006/math" xmlns:v="urn:schemas-microsoft-com:vml" xmlns:wp14="http://schemas.microsoft.com/office/word/2010/wordprocessingDrawing" xmlns:wp="http://schemas.openxmlformats.org/drawingml/2006/wordprocessingDrawing" xmlns:w10="urn:schemas-microsoft-com:office:word" xmlns:w="http://schemas.openxmlformats.org/wordprocessingml/2006/main" xmlns:w14="http://schemas.microsoft.com/office/word/2010/wordml" xmlns:w15="http://schemas.microsoft.com/office/word/2012/wordml" xmlns:w16cex="http://schemas.microsoft.com/office/word/2018/wordml/cex" xmlns:w16cid="http://schemas.microsoft.com/office/word/2016/wordml/cid" xmlns:w16="http://schemas.microsoft.com/office/word/2018/wordml" xmlns:w16du="http://schemas.microsoft.com/office/word/2023/wordml/word16du" xmlns:w16sdtdh="http://schemas.microsoft.com/office/word/2020/wordml/sdtdatahash" xmlns:w16sdtfl="http://schemas.microsoft.com/office/word/2024/wordml/sdtformatlock" xmlns:w16se="http://schemas.microsoft.com/office/word/2015/wordml/symex" xmlns:wpg="http://schemas.microsoft.com/office/word/2010/wordprocessingGroup" xmlns:wpi="http://schemas.microsoft.com/office/word/2010/wordprocessingInk" xmlns:wne="http://schemas.microsoft.com/office/word/2006/wordml" xmlns:wps="http://schemas.microsoft.com/office/word/2010/wordprocessingShape" mc:Ignorable="w14 w15 w16se w16cid w16 w16cex w16sdtdh w16sdtfl w16du wp14">
+<w:numbering xmlns:wpc="http://schemas.microsoft.com/office/word/2010/wordprocessingCanvas" xmlns:cx="http://schemas.microsoft.com/office/drawing/2014/chartex" xmlns:cx1="http://schemas.microsoft.com/office/drawing/2015/9/8/chartex" xmlns:cx2="http://schemas.microsoft.com/office/drawing/2015/10/21/chartex" xmlns:cx3="http://schemas.microsoft.com/office/drawing/2016/5/9/chartex" xmlns:cx4="http://schemas.microsoft.com/office/drawing/2016/5/10/chartex" xmlns:cx5="http://schemas.microsoft.com/office/drawing/2016/5/11/chartex" xmlns:cx6="http://schemas.microsoft.com/office/drawing/2016/5/12/chartex" xmlns:cx7="http://schemas.microsoft.com/office/drawing/2016/5/13/chartex" xmlns:cx8="http://schemas.microsoft.com/office/drawing/2016/5/14/chartex" xmlns:mc="http://schemas.openxmlformats.org/markup-compatibility/2006" xmlns:m="http://schemas.openxmlformats.org/officeDocument/2006/math" xmlns:aink="http://schemas.microsoft.com/office/drawing/2016/ink" xmlns:am3d="http://schemas.microsoft.com/office/drawing/2017/model3d" xmlns:oel="http://schemas.microsoft.com/office/2019/extlst" xmlns:r="http://schemas.openxmlformats.org/officeDocument/2006/relationships" xmlns:wp14="http://schemas.microsoft.com/office/word/2010/wordprocessingDrawing" xmlns:wp="http://schemas.openxmlformats.org/drawingml/2006/wordprocessingDrawing" xmlns:wpg="http://schemas.microsoft.com/office/word/2010/wordprocessingGroup" xmlns:wpi="http://schemas.microsoft.com/office/word/2010/wordprocessingInk" xmlns:wps="http://schemas.microsoft.com/office/word/2010/wordprocessingShape" xmlns:o="urn:schemas-microsoft-com:office:office" xmlns:v="urn:schemas-microsoft-com:vml" xmlns:w10="urn:schemas-microsoft-com:office:word" xmlns:w="http://schemas.openxmlformats.org/wordprocessingml/2006/main" xmlns:w14="http://schemas.microsoft.com/office/word/2010/wordml" xmlns:w15="http://schemas.microsoft.com/office/word/2012/wordml" xmlns:w16cex="http://schemas.microsoft.com/office/word/2018/wordml/cex" xmlns:w16cid="http://schemas.microsoft.com/office/word/2016/wordml/cid" xmlns:w16="http://schemas.microsoft.com/office/word/2018/wordml" xmlns:w16sdtdh="http://schemas.microsoft.com/office/word/2020/wordml/sdtdatahash" xmlns:w16sdtfl="http://schemas.microsoft.com/office/word/2024/wordml/sdtformatlock" xmlns:w16se="http://schemas.microsoft.com/office/word/2015/wordml/symex" xmlns:w16du="http://schemas.microsoft.com/office/word/2023/wordml/word16du" xmlns:wne="http://schemas.microsoft.com/office/word/2006/wordml" mc:Ignorable="w14 w15 w16se w16cid w16 w16cex w16sdtdh w16sdtfl w16du wp14">
   <w:abstractNum w:abstractNumId="0" w15:restartNumberingAfterBreak="0">
     <w:nsid w:val="00000001"/>
     <w:multiLevelType w:val="hybridMultilevel"/>
@@ -11701,7 +11618,7 @@
 </file>
 
 <file path=word/styles.xml><?xml version="1.0" encoding="utf-8"?>
-<w:styles xmlns:mc="http://schemas.openxmlformats.org/markup-compatibility/2006" xmlns:r="http://schemas.openxmlformats.org/officeDocument/2006/relationships" xmlns:w="http://schemas.openxmlformats.org/wordprocessingml/2006/main" xmlns:w14="http://schemas.microsoft.com/office/word/2010/wordml" xmlns:w15="http://schemas.microsoft.com/office/word/2012/wordml" xmlns:w16cex="http://schemas.microsoft.com/office/word/2018/wordml/cex" xmlns:w16cid="http://schemas.microsoft.com/office/word/2016/wordml/cid" xmlns:w16="http://schemas.microsoft.com/office/word/2018/wordml" xmlns:w16du="http://schemas.microsoft.com/office/word/2023/wordml/word16du" xmlns:w16sdtdh="http://schemas.microsoft.com/office/word/2020/wordml/sdtdatahash" xmlns:w16sdtfl="http://schemas.microsoft.com/office/word/2024/wordml/sdtformatlock" xmlns:w16se="http://schemas.microsoft.com/office/word/2015/wordml/symex" mc:Ignorable="w14 w15 w16se w16cid w16 w16cex w16sdtdh w16sdtfl w16du">
+<w:styles xmlns:mc="http://schemas.openxmlformats.org/markup-compatibility/2006" xmlns:r="http://schemas.openxmlformats.org/officeDocument/2006/relationships" xmlns:w="http://schemas.openxmlformats.org/wordprocessingml/2006/main" xmlns:w14="http://schemas.microsoft.com/office/word/2010/wordml" xmlns:w15="http://schemas.microsoft.com/office/word/2012/wordml" xmlns:w16cex="http://schemas.microsoft.com/office/word/2018/wordml/cex" xmlns:w16cid="http://schemas.microsoft.com/office/word/2016/wordml/cid" xmlns:w16="http://schemas.microsoft.com/office/word/2018/wordml" xmlns:w16sdtdh="http://schemas.microsoft.com/office/word/2020/wordml/sdtdatahash" xmlns:w16sdtfl="http://schemas.microsoft.com/office/word/2024/wordml/sdtformatlock" xmlns:w16se="http://schemas.microsoft.com/office/word/2015/wordml/symex" xmlns:w16du="http://schemas.microsoft.com/office/word/2023/wordml/word16du" mc:Ignorable="w14 w15 w16se w16cid w16 w16cex w16sdtdh w16sdtfl w16du">
   <w:docDefaults>
     <w:rPrDefault>
       <w:rPr>

--- a/03-Titration-Curves/Instructor-key.docx
+++ b/03-Titration-Curves/Instructor-key.docx
@@ -19,46 +19,6 @@
       </w:pPr>
       <w:r>
         <w:rPr>
-          <w:rFonts w:ascii="Calibri" w:eastAsiaTheme="minorHAnsi" w:hAnsi="Calibri" w:cs="Calibri"/>
-          <w:b/>
-          <w:bCs/>
-          <w:sz w:val="28"/>
-          <w:szCs w:val="28"/>
-        </w:rPr>
-        <w:t xml:space="preserve">Week </w:t>
-      </w:r>
-      <w:r>
-        <w:rPr>
-          <w:rFonts w:ascii="Calibri" w:eastAsiaTheme="minorHAnsi" w:hAnsi="Calibri" w:cs="Calibri"/>
-          <w:b/>
-          <w:bCs/>
-          <w:sz w:val="28"/>
-          <w:szCs w:val="28"/>
-        </w:rPr>
-        <w:t>10</w:t>
-      </w:r>
-      <w:r>
-        <w:rPr>
-          <w:rFonts w:ascii="Calibri" w:eastAsiaTheme="minorHAnsi" w:hAnsi="Calibri" w:cs="Calibri"/>
-          <w:b/>
-          <w:bCs/>
-          <w:sz w:val="28"/>
-          <w:szCs w:val="28"/>
-        </w:rPr>
-        <w:t xml:space="preserve"> Recitation: </w:t>
-      </w:r>
-      <w:r>
-        <w:rPr>
-          <w:rFonts w:ascii="Calibri" w:eastAsiaTheme="minorHAnsi" w:hAnsi="Calibri" w:cs="Calibri"/>
-          <w:b/>
-          <w:bCs/>
-          <w:sz w:val="28"/>
-          <w:szCs w:val="28"/>
-        </w:rPr>
-        <w:t xml:space="preserve">Modelling </w:t>
-      </w:r>
-      <w:r>
-        <w:rPr>
           <w:rFonts w:ascii="Calibri" w:hAnsi="Calibri" w:cs="Calibri"/>
           <w:b/>
           <w:bCs/>
@@ -194,7 +154,14 @@
           <w:rFonts w:ascii="Calibri" w:hAnsi="Calibri" w:cs="Calibri"/>
           <w:color w:val="1F1F1F"/>
         </w:rPr>
-        <w:t>Google Gemini was used to improve clarity and organization of the activity’s written instructions.</w:t>
+        <w:t>Microsoft Copilot</w:t>
+      </w:r>
+      <w:r>
+        <w:rPr>
+          <w:rFonts w:ascii="Calibri" w:hAnsi="Calibri" w:cs="Calibri"/>
+          <w:color w:val="1F1F1F"/>
+        </w:rPr>
+        <w:t xml:space="preserve"> was used to improve clarity and organization of the activity’s written instructions.</w:t>
       </w:r>
     </w:p>
     <w:p>
@@ -837,16 +804,6 @@
     </w:p>
     <w:p>
       <w:pPr>
-        <w:snapToGrid w:val="0"/>
-        <w:spacing w:after="100"/>
-        <w:rPr>
-          <w:rFonts w:ascii="Calibri" w:hAnsi="Calibri" w:cs="Calibri"/>
-          <w:color w:val="1F1F1F"/>
-        </w:rPr>
-      </w:pPr>
-    </w:p>
-    <w:p>
-      <w:pPr>
         <w:pStyle w:val="Heading2"/>
         <w:snapToGrid w:val="0"/>
         <w:spacing w:before="0" w:after="120"/>
@@ -868,6 +825,7 @@
           <w:sz w:val="28"/>
           <w:szCs w:val="28"/>
         </w:rPr>
+        <w:lastRenderedPageBreak/>
         <w:t xml:space="preserve">Getting Started </w:t>
       </w:r>
     </w:p>
@@ -2409,131 +2367,131 @@
           <w:rFonts w:ascii="Calibri" w:hAnsi="Calibri" w:cs="Calibri"/>
           <w:color w:val="0432FF"/>
         </w:rPr>
+        <w:t>Citric acid: triprotic acid</w:t>
+      </w:r>
+      <w:r>
+        <w:rPr>
+          <w:rFonts w:ascii="Calibri" w:hAnsi="Calibri" w:cs="Calibri"/>
+          <w:color w:val="0432FF"/>
+        </w:rPr>
+        <w:t xml:space="preserve">. </w:t>
+      </w:r>
+      <w:r>
+        <w:rPr>
+          <w:rFonts w:ascii="Calibri" w:hAnsi="Calibri" w:cs="Calibri"/>
+          <w:color w:val="0432FF"/>
+        </w:rPr>
+        <w:t>Since t</w:t>
+      </w:r>
+      <w:r>
+        <w:rPr>
+          <w:rFonts w:ascii="Calibri" w:hAnsi="Calibri" w:cs="Calibri"/>
+          <w:color w:val="0432FF"/>
+        </w:rPr>
+        <w:t xml:space="preserve">he three </w:t>
+      </w:r>
+      <w:proofErr w:type="spellStart"/>
+      <w:r>
+        <w:rPr>
+          <w:rFonts w:ascii="Calibri" w:hAnsi="Calibri" w:cs="Calibri"/>
+          <w:color w:val="0432FF"/>
+        </w:rPr>
+        <w:t>pK</w:t>
+      </w:r>
+      <w:r>
+        <w:rPr>
+          <w:rFonts w:ascii="Calibri" w:hAnsi="Calibri" w:cs="Calibri"/>
+          <w:color w:val="0432FF"/>
+          <w:vertAlign w:val="subscript"/>
+        </w:rPr>
+        <w:t>a</w:t>
+      </w:r>
+      <w:proofErr w:type="spellEnd"/>
+      <w:r>
+        <w:rPr>
+          <w:rFonts w:ascii="Calibri" w:hAnsi="Calibri" w:cs="Calibri"/>
+          <w:color w:val="0432FF"/>
+        </w:rPr>
+        <w:t xml:space="preserve"> values are relatively close to each other, the </w:t>
+      </w:r>
+      <w:r>
+        <w:rPr>
+          <w:rFonts w:ascii="Calibri" w:hAnsi="Calibri" w:cs="Calibri"/>
+          <w:color w:val="0432FF"/>
+        </w:rPr>
+        <w:t xml:space="preserve">corresponding </w:t>
+      </w:r>
+      <w:r>
+        <w:rPr>
+          <w:rFonts w:ascii="Calibri" w:hAnsi="Calibri" w:cs="Calibri"/>
+          <w:color w:val="0432FF"/>
+        </w:rPr>
+        <w:t>equivalence point</w:t>
+      </w:r>
+      <w:r>
+        <w:rPr>
+          <w:rFonts w:ascii="Calibri" w:hAnsi="Calibri" w:cs="Calibri"/>
+          <w:color w:val="0432FF"/>
+        </w:rPr>
+        <w:t>s m</w:t>
+      </w:r>
+      <w:r>
+        <w:rPr>
+          <w:rFonts w:ascii="Calibri" w:hAnsi="Calibri" w:cs="Calibri"/>
+          <w:color w:val="0432FF"/>
+        </w:rPr>
+        <w:t>ay</w:t>
+      </w:r>
+      <w:r>
+        <w:rPr>
+          <w:rFonts w:ascii="Calibri" w:hAnsi="Calibri" w:cs="Calibri"/>
+          <w:color w:val="0432FF"/>
+        </w:rPr>
+        <w:t xml:space="preserve"> </w:t>
+      </w:r>
+      <w:r>
+        <w:rPr>
+          <w:rFonts w:ascii="Calibri" w:hAnsi="Calibri" w:cs="Calibri"/>
+          <w:color w:val="0432FF"/>
+        </w:rPr>
+        <w:t>overlap,</w:t>
+      </w:r>
+      <w:r>
+        <w:rPr>
+          <w:rFonts w:ascii="Calibri" w:hAnsi="Calibri" w:cs="Calibri"/>
+          <w:color w:val="0432FF"/>
+        </w:rPr>
+        <w:t xml:space="preserve"> and we may not observe three distinct equivalence</w:t>
+      </w:r>
+      <w:r>
+        <w:rPr>
+          <w:rFonts w:ascii="Calibri" w:hAnsi="Calibri" w:cs="Calibri"/>
+          <w:color w:val="0432FF"/>
+        </w:rPr>
+        <w:t xml:space="preserve"> points on the titration curve.</w:t>
+      </w:r>
+    </w:p>
+    <w:p>
+      <w:pPr>
+        <w:spacing w:line="300" w:lineRule="atLeast"/>
+        <w:rPr>
+          <w:rFonts w:ascii="Calibri" w:hAnsi="Calibri" w:cs="Calibri"/>
+          <w:color w:val="1F1F1F"/>
+        </w:rPr>
+      </w:pPr>
+    </w:p>
+    <w:p>
+      <w:pPr>
+        <w:spacing w:line="300" w:lineRule="atLeast"/>
+        <w:rPr>
+          <w:rFonts w:ascii="Calibri" w:hAnsi="Calibri" w:cs="Calibri"/>
+        </w:rPr>
+      </w:pPr>
+      <w:r>
+        <w:rPr>
+          <w:rFonts w:ascii="Calibri" w:hAnsi="Calibri" w:cs="Calibri"/>
+        </w:rPr>
         <w:lastRenderedPageBreak/>
-        <w:t>Citric acid: triprotic acid</w:t>
-      </w:r>
-      <w:r>
-        <w:rPr>
-          <w:rFonts w:ascii="Calibri" w:hAnsi="Calibri" w:cs="Calibri"/>
-          <w:color w:val="0432FF"/>
-        </w:rPr>
-        <w:t xml:space="preserve">. </w:t>
-      </w:r>
-      <w:r>
-        <w:rPr>
-          <w:rFonts w:ascii="Calibri" w:hAnsi="Calibri" w:cs="Calibri"/>
-          <w:color w:val="0432FF"/>
-        </w:rPr>
-        <w:t>Since t</w:t>
-      </w:r>
-      <w:r>
-        <w:rPr>
-          <w:rFonts w:ascii="Calibri" w:hAnsi="Calibri" w:cs="Calibri"/>
-          <w:color w:val="0432FF"/>
-        </w:rPr>
-        <w:t xml:space="preserve">he three </w:t>
-      </w:r>
-      <w:proofErr w:type="spellStart"/>
-      <w:r>
-        <w:rPr>
-          <w:rFonts w:ascii="Calibri" w:hAnsi="Calibri" w:cs="Calibri"/>
-          <w:color w:val="0432FF"/>
-        </w:rPr>
-        <w:t>pK</w:t>
-      </w:r>
-      <w:r>
-        <w:rPr>
-          <w:rFonts w:ascii="Calibri" w:hAnsi="Calibri" w:cs="Calibri"/>
-          <w:color w:val="0432FF"/>
-          <w:vertAlign w:val="subscript"/>
-        </w:rPr>
-        <w:t>a</w:t>
-      </w:r>
-      <w:proofErr w:type="spellEnd"/>
-      <w:r>
-        <w:rPr>
-          <w:rFonts w:ascii="Calibri" w:hAnsi="Calibri" w:cs="Calibri"/>
-          <w:color w:val="0432FF"/>
-        </w:rPr>
-        <w:t xml:space="preserve"> values are relatively close to each other, the </w:t>
-      </w:r>
-      <w:r>
-        <w:rPr>
-          <w:rFonts w:ascii="Calibri" w:hAnsi="Calibri" w:cs="Calibri"/>
-          <w:color w:val="0432FF"/>
-        </w:rPr>
-        <w:t xml:space="preserve">corresponding </w:t>
-      </w:r>
-      <w:r>
-        <w:rPr>
-          <w:rFonts w:ascii="Calibri" w:hAnsi="Calibri" w:cs="Calibri"/>
-          <w:color w:val="0432FF"/>
-        </w:rPr>
-        <w:t>equivalence point</w:t>
-      </w:r>
-      <w:r>
-        <w:rPr>
-          <w:rFonts w:ascii="Calibri" w:hAnsi="Calibri" w:cs="Calibri"/>
-          <w:color w:val="0432FF"/>
-        </w:rPr>
-        <w:t>s m</w:t>
-      </w:r>
-      <w:r>
-        <w:rPr>
-          <w:rFonts w:ascii="Calibri" w:hAnsi="Calibri" w:cs="Calibri"/>
-          <w:color w:val="0432FF"/>
-        </w:rPr>
-        <w:t>ay</w:t>
-      </w:r>
-      <w:r>
-        <w:rPr>
-          <w:rFonts w:ascii="Calibri" w:hAnsi="Calibri" w:cs="Calibri"/>
-          <w:color w:val="0432FF"/>
-        </w:rPr>
-        <w:t xml:space="preserve"> </w:t>
-      </w:r>
-      <w:r>
-        <w:rPr>
-          <w:rFonts w:ascii="Calibri" w:hAnsi="Calibri" w:cs="Calibri"/>
-          <w:color w:val="0432FF"/>
-        </w:rPr>
-        <w:t>overlap,</w:t>
-      </w:r>
-      <w:r>
-        <w:rPr>
-          <w:rFonts w:ascii="Calibri" w:hAnsi="Calibri" w:cs="Calibri"/>
-          <w:color w:val="0432FF"/>
-        </w:rPr>
-        <w:t xml:space="preserve"> and we may not observe three distinct equivalence</w:t>
-      </w:r>
-      <w:r>
-        <w:rPr>
-          <w:rFonts w:ascii="Calibri" w:hAnsi="Calibri" w:cs="Calibri"/>
-          <w:color w:val="0432FF"/>
-        </w:rPr>
-        <w:t xml:space="preserve"> points on the titration curve.</w:t>
-      </w:r>
-    </w:p>
-    <w:p>
-      <w:pPr>
-        <w:spacing w:line="300" w:lineRule="atLeast"/>
-        <w:rPr>
-          <w:rFonts w:ascii="Calibri" w:hAnsi="Calibri" w:cs="Calibri"/>
-          <w:color w:val="1F1F1F"/>
-        </w:rPr>
-      </w:pPr>
-    </w:p>
-    <w:p>
-      <w:pPr>
-        <w:spacing w:line="300" w:lineRule="atLeast"/>
-        <w:rPr>
-          <w:rFonts w:ascii="Calibri" w:hAnsi="Calibri" w:cs="Calibri"/>
-        </w:rPr>
-      </w:pPr>
-      <w:r>
-        <w:rPr>
-          <w:rFonts w:ascii="Calibri" w:hAnsi="Calibri" w:cs="Calibri"/>
-        </w:rPr>
         <w:t>Each data file contains measurements of pH and the corresponding volume of NaOH(</w:t>
       </w:r>
       <w:proofErr w:type="spellStart"/>
@@ -3479,15 +3437,7 @@
           <w:rFonts w:ascii="Calibri" w:hAnsi="Calibri" w:cs="Calibri"/>
           <w:color w:val="0432FF"/>
         </w:rPr>
-        <w:t xml:space="preserve">The results for the monoprotic acids (acetic acid and aspirin) align well with the predicted number of equivalence points. For carbonic acid, the second equivalence point appears very </w:t>
-      </w:r>
-      <w:r>
-        <w:rPr>
-          <w:rFonts w:ascii="Calibri" w:hAnsi="Calibri" w:cs="Calibri"/>
-          <w:color w:val="0432FF"/>
-        </w:rPr>
-        <w:lastRenderedPageBreak/>
-        <w:t xml:space="preserve">gradual, lacking a distinct vertical jump. In the case of citric acid, the three expected equivalence points merge into one broad rise, with only the third equivalence point (around </w:t>
+        <w:t xml:space="preserve">The results for the monoprotic acids (acetic acid and aspirin) align well with the predicted number of equivalence points. For carbonic acid, the second equivalence point appears very gradual, lacking a distinct vertical jump. In the case of citric acid, the three expected equivalence points merge into one broad rise, with only the third equivalence point (around </w:t>
       </w:r>
       <w:proofErr w:type="spellStart"/>
       <w:r>
@@ -3553,6 +3503,7 @@
           <w:sz w:val="24"/>
           <w:szCs w:val="24"/>
         </w:rPr>
+        <w:lastRenderedPageBreak/>
         <w:t>Part</w:t>
       </w:r>
       <w:r>
@@ -4564,7 +4515,6 @@
           <w:rFonts w:ascii="Calibri" w:hAnsi="Calibri" w:cs="Calibri"/>
           <w:color w:val="0432FF"/>
         </w:rPr>
-        <w:lastRenderedPageBreak/>
         <w:t xml:space="preserve">The unknown acid has a </w:t>
       </w:r>
       <w:proofErr w:type="spellStart"/>
@@ -4784,6 +4734,7 @@
           <w:bCs/>
           <w:color w:val="1F1F1F"/>
         </w:rPr>
+        <w:lastRenderedPageBreak/>
         <w:t>Q3.1:</w:t>
       </w:r>
       <w:r>
@@ -5107,15 +5058,7 @@
           <w:rFonts w:ascii="Calibri" w:hAnsi="Calibri" w:cs="Calibri"/>
           <w:color w:val="0432FF"/>
         </w:rPr>
-        <w:t xml:space="preserve">Both curves show pH values above 7 at the equivalence point, but the unknown acid reaches a slightly lower pH than the reference acid. This is expected because the unknown acid has a lower initial concentration (0.05 M vs. 0.10 M), leading to a lower concentration of conjugate </w:t>
-      </w:r>
-      <w:r>
-        <w:rPr>
-          <w:rFonts w:ascii="Calibri" w:hAnsi="Calibri" w:cs="Calibri"/>
-          <w:color w:val="0432FF"/>
-        </w:rPr>
-        <w:lastRenderedPageBreak/>
-        <w:t>base at equivalence. A smaller amount of conjugate base produces less OH⁻, resulting in a higher pOH and therefore a lower pH at the equivalence point.</w:t>
+        <w:t>Both curves show pH values above 7 at the equivalence point, but the unknown acid reaches a slightly lower pH than the reference acid. This is expected because the unknown acid has a lower initial concentration (0.05 M vs. 0.10 M), leading to a lower concentration of conjugate base at equivalence. A smaller amount of conjugate base produces less OH⁻, resulting in a higher pOH and therefore a lower pH at the equivalence point.</w:t>
       </w:r>
     </w:p>
     <w:p>
@@ -5141,6 +5084,7 @@
           <w:bCs/>
           <w:color w:val="1F1F1F"/>
         </w:rPr>
+        <w:lastRenderedPageBreak/>
         <w:t>Q</w:t>
       </w:r>
       <w:r>
